--- a/downloads/teacher/04 Units/Unit 05 - Apparel and Textile Production and Design - Make It, Mend It, Wear It/Project 05 - Upcycle Challenge.docx
+++ b/downloads/teacher/04 Units/Unit 05 - Apparel and Textile Production and Design - Make It, Mend It, Wear It/Project 05 - Upcycle Challenge.docx
@@ -2566,16 +2566,7 @@
         <w:t xml:space="preserve"> </w:t>
       </w:r>
       <w:r>
-        <w:t xml:space="preserve">The Turkish, Portuguese, and Spanish lines are marked</w:t>
-      </w:r>
-      <w:r>
-        <w:t xml:space="preserve"> </w:t>
-      </w:r>
-      <w:r>
-        <w:rPr>
-          <w:rStyle w:val="TeacherNote"/>
-        </w:rPr>
-        <w:t xml:space="preserve">[check with a native speaker].</w:t>
+        <w:t xml:space="preserve">The Turkish, Portuguese, and Spanish lines are to be verified by a native speaker.</w:t>
       </w:r>
     </w:p>
     <w:tbl>
@@ -3480,118 +3471,7 @@
         <w:t xml:space="preserve"> </w:t>
       </w:r>
       <w:r>
-        <w:t xml:space="preserve">The textiles are free (scrap bin plus donation drive). The consumables this project adds beyond the Topic 5.2 sewing kit: cotton cord or shoelaces for drawstring bags (a spool, about $4</w:t>
-      </w:r>
-      <w:r>
-        <w:t xml:space="preserve"> </w:t>
-      </w:r>
-      <w:r>
-        <w:rPr>
-          <w:rStyle w:val="TeacherNote"/>
-        </w:rPr>
-        <w:t xml:space="preserve">[update]), assorted buttons (a jar, about $6 [update],</w:t>
-      </w:r>
-      <w:r>
-        <w:t xml:space="preserve"> </w:t>
-      </w:r>
-      <w:r>
-        <w:t xml:space="preserve">or free from the drive), uncooked rice (a two-pound bag, about $2</w:t>
-      </w:r>
-      <w:r>
-        <w:t xml:space="preserve"> </w:t>
-      </w:r>
-      <w:r>
-        <w:rPr>
-          <w:rStyle w:val="TeacherNote"/>
-        </w:rPr>
-        <w:t xml:space="preserve">[update]), fabric glue (one bottle, about $4 [update]), iron-on hem tape (one roll, about $4 [update]), binder clips (a box of 12, about $2 [update]), card stock for display cards (one pack, about $6 [update],</w:t>
-      </w:r>
-      <w:r>
-        <w:t xml:space="preserve"> </w:t>
-      </w:r>
-      <w:r>
-        <w:t xml:space="preserve">or the copier’s heaviest paper for free), butcher paper or three cloths for the display tables (about $8</w:t>
-      </w:r>
-      <w:r>
-        <w:t xml:space="preserve"> </w:t>
-      </w:r>
-      <w:r>
-        <w:rPr>
-          <w:rStyle w:val="TeacherNote"/>
-        </w:rPr>
-        <w:t xml:space="preserve">[update]</w:t>
-      </w:r>
-      <w:r>
-        <w:t xml:space="preserve"> </w:t>
-      </w:r>
-      <w:r>
-        <w:t xml:space="preserve">or free). Total new spend for the project, about $20 to $36</w:t>
-      </w:r>
-      <w:r>
-        <w:t xml:space="preserve"> </w:t>
-      </w:r>
-      <w:r>
-        <w:rPr>
-          <w:rStyle w:val="TeacherNote"/>
-        </w:rPr>
-        <w:t xml:space="preserve">[update]</w:t>
-      </w:r>
-      <w:r>
-        <w:t xml:space="preserve"> </w:t>
-      </w:r>
-      <w:r>
-        <w:t xml:space="preserve">for a class of 21, or under $2 per student. Everything else (needles, pins, thread, shears, seam rippers, thimbles, threaders, chalk) is already in the Topic 5.2 line and is reused every year.</w:t>
-      </w:r>
-    </w:p>
-    <w:p>
-      <w:pPr>
-        <w:numPr>
-          <w:ilvl w:val="0"/>
-          <w:numId w:val="1008"/>
-        </w:numPr>
-        <w:pStyle w:val="Compact"/>
-      </w:pPr>
-      <w:r>
-        <w:rPr>
-          <w:rStyle w:val="TeacherNote"/>
-        </w:rPr>
-        <w:t xml:space="preserve">[Sal: your students respond to a real user and a real deadline. Push every brief past</w:t>
-      </w:r>
-      <w:r>
-        <w:rPr>
-          <w:rStyle w:val="TeacherNote"/>
-        </w:rPr>
-        <w:t xml:space="preserve"> </w:t>
-      </w:r>
-      <w:r>
-        <w:rPr>
-          <w:rStyle w:val="TeacherNote"/>
-        </w:rPr>
-        <w:t xml:space="preserve">“</w:t>
-      </w:r>
-      <w:r>
-        <w:rPr>
-          <w:rStyle w:val="TeacherNote"/>
-        </w:rPr>
-        <w:t xml:space="preserve">for me.</w:t>
-      </w:r>
-      <w:r>
-        <w:rPr>
-          <w:rStyle w:val="TeacherNote"/>
-        </w:rPr>
-        <w:t xml:space="preserve">”</w:t>
-      </w:r>
-      <w:r>
-        <w:rPr>
-          <w:rStyle w:val="TeacherNote"/>
-        </w:rPr>
-        <w:t xml:space="preserve"> </w:t>
-      </w:r>
-      <w:r>
-        <w:rPr>
-          <w:rStyle w:val="TeacherNote"/>
-        </w:rPr>
-        <w:t xml:space="preserve">The ones who name a person finish, and the ones who name a person also give a better 45 seconds.]</w:t>
+        <w:t xml:space="preserve">The textiles are free (scrap bin plus donation drive). The consumables this project adds beyond the Topic 5.2 sewing kit: cotton cord or shoelaces for drawstring bags (a spool, about $4), assorted buttons (a jar, about $6, or free from the drive), uncooked rice (a two-pound bag, about $2), fabric glue (one bottle, about $4), iron-on hem tape (one roll, about $4), binder clips (a box of 12, about $2), card stock for display cards (one pack, about $6, or the copier’s heaviest paper for free), butcher paper or three cloths for the display tables (about $8 or free). Total new spend for the project, about $20 to $36 for a class of 21, or under $2 per student. Everything else (needles, pins, thread, shears, seam rippers, thimbles, threaders, chalk) is already in the Topic 5.2 line and is reused every year.</w:t>
       </w:r>
     </w:p>
     <w:sectPr>
